--- a/Assignment#4.docx
+++ b/Assignment#4.docx
@@ -27,6 +27,8 @@
         </w:rPr>
         <w:t>Answer # 1:</w:t>
       </w:r>
+      <w:bookmarkStart w:id="0" w:name="_GoBack"/>
+      <w:bookmarkEnd w:id="0"/>
     </w:p>
     <w:p>
       <w:pPr>
@@ -4052,8 +4054,14 @@
         <w:keepLines w:val="0"/>
         <w:widowControl/>
         <w:suppressLineNumbers w:val="0"/>
-      </w:pPr>
-      <w:r>
+        <w:rPr>
+          <w:rFonts w:hint="default" w:ascii="Times New Roman" w:hAnsi="Times New Roman" w:cs="Times New Roman"/>
+        </w:rPr>
+      </w:pPr>
+      <w:r>
+        <w:rPr>
+          <w:rFonts w:hint="default" w:ascii="Times New Roman" w:hAnsi="Times New Roman" w:cs="Times New Roman"/>
+        </w:rPr>
         <w:t>Context: I am a university student who missed my assignment deadline because I was sick for two days. My instructor is very strict but understanding if given a proper explanation.</w:t>
       </w:r>
     </w:p>
@@ -4064,26 +4072,40 @@
         <w:keepLines w:val="0"/>
         <w:widowControl/>
         <w:suppressLineNumbers w:val="0"/>
-      </w:pPr>
-      <w:r>
+        <w:rPr>
+          <w:rFonts w:hint="default" w:ascii="Times New Roman" w:hAnsi="Times New Roman" w:cs="Times New Roman"/>
+        </w:rPr>
+      </w:pPr>
+      <w:r>
+        <w:rPr>
+          <w:rFonts w:hint="default" w:ascii="Times New Roman" w:hAnsi="Times New Roman" w:cs="Times New Roman"/>
+        </w:rPr>
         <w:t xml:space="preserve">Task: Write a </w:t>
       </w:r>
       <w:r>
         <w:rPr>
           <w:rStyle w:val="9"/>
+          <w:rFonts w:hint="default" w:ascii="Times New Roman" w:hAnsi="Times New Roman" w:cs="Times New Roman"/>
         </w:rPr>
         <w:t>polite and professional email</w:t>
       </w:r>
       <w:r>
+        <w:rPr>
+          <w:rFonts w:hint="default" w:ascii="Times New Roman" w:hAnsi="Times New Roman" w:cs="Times New Roman"/>
+        </w:rPr>
         <w:t xml:space="preserve"> requesting a </w:t>
       </w:r>
       <w:r>
         <w:rPr>
           <w:rStyle w:val="9"/>
+          <w:rFonts w:hint="default" w:ascii="Times New Roman" w:hAnsi="Times New Roman" w:cs="Times New Roman"/>
         </w:rPr>
         <w:t>2-day extension</w:t>
       </w:r>
       <w:r>
+        <w:rPr>
+          <w:rFonts w:hint="default" w:ascii="Times New Roman" w:hAnsi="Times New Roman" w:cs="Times New Roman"/>
+        </w:rPr>
         <w:t xml:space="preserve"> for my assignment.</w:t>
       </w:r>
     </w:p>
@@ -4095,14 +4117,14 @@
         <w:widowControl/>
         <w:suppressLineNumbers w:val="0"/>
         <w:rPr>
-          <w:rFonts w:hint="default"/>
+          <w:rFonts w:hint="default" w:ascii="Times New Roman" w:hAnsi="Times New Roman" w:cs="Times New Roman"/>
           <w:u w:val="single"/>
           <w:lang w:val="en-US"/>
         </w:rPr>
       </w:pPr>
       <w:r>
         <w:rPr>
-          <w:rFonts w:hint="default"/>
+          <w:rFonts w:hint="default" w:ascii="Times New Roman" w:hAnsi="Times New Roman" w:cs="Times New Roman"/>
           <w:u w:val="single"/>
           <w:lang w:val="en-US"/>
         </w:rPr>
@@ -4116,8 +4138,14 @@
         <w:keepLines w:val="0"/>
         <w:widowControl/>
         <w:suppressLineNumbers w:val="0"/>
-      </w:pPr>
-      <w:r>
+        <w:rPr>
+          <w:rFonts w:hint="default" w:ascii="Times New Roman" w:hAnsi="Times New Roman" w:cs="Times New Roman"/>
+        </w:rPr>
+      </w:pPr>
+      <w:r>
+        <w:rPr>
+          <w:rFonts w:hint="default" w:ascii="Times New Roman" w:hAnsi="Times New Roman" w:cs="Times New Roman"/>
+        </w:rPr>
         <w:t>Dear Professor,</w:t>
       </w:r>
     </w:p>
@@ -4128,8 +4156,14 @@
         <w:keepLines w:val="0"/>
         <w:widowControl/>
         <w:suppressLineNumbers w:val="0"/>
-      </w:pPr>
-      <w:r>
+        <w:rPr>
+          <w:rFonts w:hint="default" w:ascii="Times New Roman" w:hAnsi="Times New Roman" w:cs="Times New Roman"/>
+        </w:rPr>
+      </w:pPr>
+      <w:r>
+        <w:rPr>
+          <w:rFonts w:hint="default" w:ascii="Times New Roman" w:hAnsi="Times New Roman" w:cs="Times New Roman"/>
+        </w:rPr>
         <w:t>I hope you are doing well.</w:t>
       </w:r>
     </w:p>
@@ -4140,8 +4174,14 @@
         <w:keepLines w:val="0"/>
         <w:widowControl/>
         <w:suppressLineNumbers w:val="0"/>
-      </w:pPr>
-      <w:r>
+        <w:rPr>
+          <w:rFonts w:hint="default" w:ascii="Times New Roman" w:hAnsi="Times New Roman" w:cs="Times New Roman"/>
+        </w:rPr>
+      </w:pPr>
+      <w:r>
+        <w:rPr>
+          <w:rFonts w:hint="default" w:ascii="Times New Roman" w:hAnsi="Times New Roman" w:cs="Times New Roman"/>
+        </w:rPr>
         <w:t>I am writing to respectfully request a short extension for the assignment that was due recently. Unfortunately, I was unwell for the past two days and was unable to work on the assignment during that time. Because of this, I could not complete it by the deadline.</w:t>
       </w:r>
     </w:p>
@@ -4152,8 +4192,14 @@
         <w:keepLines w:val="0"/>
         <w:widowControl/>
         <w:suppressLineNumbers w:val="0"/>
-      </w:pPr>
-      <w:r>
+        <w:rPr>
+          <w:rFonts w:hint="default" w:ascii="Times New Roman" w:hAnsi="Times New Roman" w:cs="Times New Roman"/>
+        </w:rPr>
+      </w:pPr>
+      <w:r>
+        <w:rPr>
+          <w:rFonts w:hint="default" w:ascii="Times New Roman" w:hAnsi="Times New Roman" w:cs="Times New Roman"/>
+        </w:rPr>
         <w:t>I sincerely apologize for any inconvenience this may cause. I take my coursework seriously and would greatly appreciate the opportunity to submit the assignment with a two-day extension so I can complete it to the best of my ability.</w:t>
       </w:r>
     </w:p>
@@ -4164,8 +4210,14 @@
         <w:keepLines w:val="0"/>
         <w:widowControl/>
         <w:suppressLineNumbers w:val="0"/>
-      </w:pPr>
-      <w:r>
+        <w:rPr>
+          <w:rFonts w:hint="default" w:ascii="Times New Roman" w:hAnsi="Times New Roman" w:cs="Times New Roman"/>
+        </w:rPr>
+      </w:pPr>
+      <w:r>
+        <w:rPr>
+          <w:rFonts w:hint="default" w:ascii="Times New Roman" w:hAnsi="Times New Roman" w:cs="Times New Roman"/>
+        </w:rPr>
         <w:t>Thank you for your understanding and consideration. Please let me know if any documentation is required.</w:t>
       </w:r>
     </w:p>
@@ -4176,26 +4228,50 @@
         <w:keepLines w:val="0"/>
         <w:widowControl/>
         <w:suppressLineNumbers w:val="0"/>
-      </w:pPr>
-      <w:r>
+        <w:rPr>
+          <w:rFonts w:hint="default" w:ascii="Times New Roman" w:hAnsi="Times New Roman" w:cs="Times New Roman"/>
+        </w:rPr>
+      </w:pPr>
+      <w:r>
+        <w:rPr>
+          <w:rFonts w:hint="default" w:ascii="Times New Roman" w:hAnsi="Times New Roman" w:cs="Times New Roman"/>
+        </w:rPr>
         <w:t>Kind regards,</w:t>
       </w:r>
       <w:r>
+        <w:rPr>
+          <w:rFonts w:hint="default" w:ascii="Times New Roman" w:hAnsi="Times New Roman" w:cs="Times New Roman"/>
+        </w:rPr>
         <w:br w:type="textWrapping"/>
       </w:r>
       <w:r>
+        <w:rPr>
+          <w:rFonts w:hint="default" w:ascii="Times New Roman" w:hAnsi="Times New Roman" w:cs="Times New Roman"/>
+        </w:rPr>
         <w:t>[Your Name]</w:t>
       </w:r>
       <w:r>
+        <w:rPr>
+          <w:rFonts w:hint="default" w:ascii="Times New Roman" w:hAnsi="Times New Roman" w:cs="Times New Roman"/>
+        </w:rPr>
         <w:br w:type="textWrapping"/>
       </w:r>
       <w:r>
+        <w:rPr>
+          <w:rFonts w:hint="default" w:ascii="Times New Roman" w:hAnsi="Times New Roman" w:cs="Times New Roman"/>
+        </w:rPr>
         <w:t>[Course Name / Code]</w:t>
       </w:r>
       <w:r>
+        <w:rPr>
+          <w:rFonts w:hint="default" w:ascii="Times New Roman" w:hAnsi="Times New Roman" w:cs="Times New Roman"/>
+        </w:rPr>
         <w:br w:type="textWrapping"/>
       </w:r>
       <w:r>
+        <w:rPr>
+          <w:rFonts w:hint="default" w:ascii="Times New Roman" w:hAnsi="Times New Roman" w:cs="Times New Roman"/>
+        </w:rPr>
         <w:t>[Student ID]</w:t>
       </w:r>
     </w:p>
@@ -4207,13 +4283,11 @@
         <w:widowControl/>
         <w:suppressLineNumbers w:val="0"/>
         <w:rPr>
-          <w:rFonts w:hint="default"/>
+          <w:rFonts w:hint="default" w:ascii="Times New Roman" w:hAnsi="Times New Roman" w:cs="Times New Roman"/>
           <w:u w:val="single"/>
           <w:lang w:val="en-US"/>
         </w:rPr>
       </w:pPr>
-      <w:bookmarkStart w:id="0" w:name="_GoBack"/>
-      <w:bookmarkEnd w:id="0"/>
     </w:p>
     <w:p>
       <w:pPr>
